--- a/02 CS Standards/CS-012 Purchasing & Reimbursement.docx
+++ b/02 CS Standards/CS-012 Purchasing & Reimbursement.docx
@@ -119,7 +119,7 @@
               <w:rPr>
                 <w:sz w:val="19"/>
               </w:rPr>
-              <w:t>B</w:t>
+              <w:t>C</w:t>
             </w:r>
           </w:p>
         </w:tc>
@@ -177,7 +177,7 @@
               <w:rPr>
                 <w:sz w:val="19"/>
               </w:rPr>
-              <w:t>2026-07-28</w:t>
+              <w:t>2026-08-03</w:t>
             </w:r>
           </w:p>
         </w:tc>
@@ -578,6 +578,60 @@
                 <w:sz w:val="19"/>
               </w:rPr>
               <w:t>Language pass: fewer em dashes for rhythm variety, no content change.</w:t>
+            </w:r>
+          </w:p>
+        </w:tc>
+      </w:tr>
+      <w:tr>
+        <w:tc>
+          <w:tcPr>
+            <w:tcW w:type="dxa" w:w="2412"/>
+          </w:tcPr>
+          <w:p>
+            <w:r>
+              <w:rPr>
+                <w:sz w:val="19"/>
+              </w:rPr>
+              <w:t>C</w:t>
+            </w:r>
+          </w:p>
+        </w:tc>
+        <w:tc>
+          <w:tcPr>
+            <w:tcW w:type="dxa" w:w="2412"/>
+          </w:tcPr>
+          <w:p>
+            <w:r>
+              <w:rPr>
+                <w:sz w:val="19"/>
+              </w:rPr>
+              <w:t>2026-08-03</w:t>
+            </w:r>
+          </w:p>
+        </w:tc>
+        <w:tc>
+          <w:tcPr>
+            <w:tcW w:type="dxa" w:w="2412"/>
+          </w:tcPr>
+          <w:p>
+            <w:r>
+              <w:rPr>
+                <w:sz w:val="19"/>
+              </w:rPr>
+              <w:t>Claude</w:t>
+            </w:r>
+          </w:p>
+        </w:tc>
+        <w:tc>
+          <w:tcPr>
+            <w:tcW w:type="dxa" w:w="2412"/>
+          </w:tcPr>
+          <w:p>
+            <w:r>
+              <w:rPr>
+                <w:sz w:val="19"/>
+              </w:rPr>
+              <w:t>New §7.8: the label printer as a standing purchase request, with the payback argument and why the cheaper and dearer options were both rejected (CS-001 §5).</w:t>
             </w:r>
           </w:p>
         </w:tc>
@@ -1008,6 +1062,188 @@
     </w:p>
     <w:p>
       <w:pPr>
+        <w:pStyle w:val="Heading3"/>
+      </w:pPr>
+      <w:r>
+        <w:t>7.8 Standing request: label printer</w:t>
+      </w:r>
+    </w:p>
+    <w:p>
+      <w:r>
+        <w:t>Filed here rather than left implicit, because CS-001 Rev C's §5 stops being self-funding at exactly one line item.</w:t>
+      </w:r>
+    </w:p>
+    <w:tbl>
+      <w:tblPr>
+        <w:tblStyle w:val="TableGrid"/>
+        <w:tblW w:type="auto" w:w="0"/>
+        <w:jc w:val="center"/>
+        <w:tblLook w:firstColumn="1" w:firstRow="1" w:lastColumn="0" w:lastRow="0" w:noHBand="0" w:noVBand="1" w:val="04A0"/>
+      </w:tblPr>
+      <w:tblGrid>
+        <w:gridCol w:w="4824"/>
+        <w:gridCol w:w="4824"/>
+      </w:tblGrid>
+      <w:tr>
+        <w:tc>
+          <w:tcPr>
+            <w:tcW w:type="dxa" w:w="4824"/>
+            <w:shd w:val="clear" w:fill="003262"/>
+          </w:tcPr>
+          <w:p/>
+        </w:tc>
+        <w:tc>
+          <w:tcPr>
+            <w:tcW w:type="dxa" w:w="4824"/>
+            <w:shd w:val="clear" w:fill="003262"/>
+          </w:tcPr>
+          <w:p/>
+        </w:tc>
+      </w:tr>
+      <w:tr>
+        <w:tc>
+          <w:tcPr>
+            <w:tcW w:type="dxa" w:w="4824"/>
+          </w:tcPr>
+          <w:p>
+            <w:r>
+              <w:rPr>
+                <w:b/>
+                <w:sz w:val="19"/>
+              </w:rPr>
+              <w:t>Item</w:t>
+            </w:r>
+          </w:p>
+        </w:tc>
+        <w:tc>
+          <w:tcPr>
+            <w:tcW w:type="dxa" w:w="4824"/>
+          </w:tcPr>
+          <w:p>
+            <w:r>
+              <w:rPr>
+                <w:sz w:val="19"/>
+              </w:rPr>
+              <w:t>Brother PT-D610BT label printer, plus 3 × TZe-251 24 mm laminated tape and 1 × TZe-231 12 mm</w:t>
+            </w:r>
+          </w:p>
+        </w:tc>
+      </w:tr>
+      <w:tr>
+        <w:tc>
+          <w:tcPr>
+            <w:tcW w:type="dxa" w:w="4824"/>
+          </w:tcPr>
+          <w:p>
+            <w:r>
+              <w:rPr>
+                <w:b/>
+                <w:sz w:val="19"/>
+              </w:rPr>
+              <w:t>Cost</w:t>
+            </w:r>
+          </w:p>
+        </w:tc>
+        <w:tc>
+          <w:tcPr>
+            <w:tcW w:type="dxa" w:w="4824"/>
+          </w:tcPr>
+          <w:p>
+            <w:r>
+              <w:rPr>
+                <w:sz w:val="19"/>
+              </w:rPr>
+              <w:t>~$115 hardware, ~$76 tape. Year one ≈ $191; recurring ≈ $50/yr at a measured ~480 labels per season</w:t>
+            </w:r>
+          </w:p>
+        </w:tc>
+      </w:tr>
+      <w:tr>
+        <w:tc>
+          <w:tcPr>
+            <w:tcW w:type="dxa" w:w="4824"/>
+          </w:tcPr>
+          <w:p>
+            <w:r>
+              <w:rPr>
+                <w:b/>
+                <w:sz w:val="19"/>
+              </w:rPr>
+              <w:t>Requested by</w:t>
+            </w:r>
+          </w:p>
+        </w:tc>
+        <w:tc>
+          <w:tcPr>
+            <w:tcW w:type="dxa" w:w="4824"/>
+          </w:tcPr>
+          <w:p>
+            <w:r>
+              <w:rPr>
+                <w:sz w:val="19"/>
+              </w:rPr>
+              <w:t>Composites</w:t>
+            </w:r>
+          </w:p>
+        </w:tc>
+      </w:tr>
+    </w:tbl>
+    <w:p/>
+    <w:p>
+      <w:r>
+        <w:rPr>
+          <w:b/>
+        </w:rPr>
+        <w:t>Justification.</w:t>
+      </w:r>
+      <w:r>
+        <w:t xml:space="preserve"> The shop's current identification method is handwriting on tape, and a standard Sharpie is soluble in the isopropyl alcohol used at every stage of CS-004 and CS-009. So the labels the team already relies on are being erased by the team's own cleaning step. A single mis-identified 8-ply carbon part costs roughly $300–600 in fabric and resin plus about 20 person-hours to remake, and a mis-identified mold costs a machining slot at RFS. Payback is one prevented mix-up.</w:t>
+      </w:r>
+    </w:p>
+    <w:p>
+      <w:r>
+        <w:rPr>
+          <w:b/>
+        </w:rPr>
+        <w:t>Why not cheaper.</w:t>
+      </w:r>
+      <w:r>
+        <w:t xml:space="preserve"> The zero-cost path (Avery sheets on the office laser with a packing-tape overlaminate, CS-001 §7.8) is retained as the documented fallback, not eliminated. It works; it is just slower per label and one grade less durable.</w:t>
+      </w:r>
+    </w:p>
+    <w:p>
+      <w:r>
+        <w:rPr>
+          <w:b/>
+        </w:rPr>
+        <w:t>Why not more.</w:t>
+      </w:r>
+      <w:r>
+        <w:t xml:space="preserve"> Thermal-transfer-on-polyester (Zebra ZD421t class, ~$681) has more chemical margin than we need. There is no oven and no post-cure, so maximum service temperature is shop ambient, and laminated TZe tape is rated −80 °C to +150 °C and tested against solvent abrasion. Direct-thermal printers (Rollo and similar) are </w:t>
+      </w:r>
+      <w:r>
+        <w:rPr>
+          <w:b/>
+        </w:rPr>
+        <w:t>disqualified</w:t>
+      </w:r>
+      <w:r>
+        <w:t>, not merely rejected: direct thermal is dissolved and smeared by IPA, so those labels would be blank within months in this shop.</w:t>
+      </w:r>
+    </w:p>
+    <w:p>
+      <w:r>
+        <w:rPr>
+          <w:b/>
+        </w:rPr>
+        <w:t>Model choice.</w:t>
+      </w:r>
+      <w:r>
+        <w:t xml:space="preserve"> The PT-D610BT over the app-only PT-P710BT because it has an on-device keyboard and runs on AC. In a shop whose roster turns over every May, a printer that only works from one specific person's paired phone stops working the summer that person graduates. Both take identical tape, so it is reversible.</w:t>
+      </w:r>
+    </w:p>
+    <w:p>
+      <w:pPr>
         <w:pStyle w:val="Heading2"/>
       </w:pPr>
       <w:r>

--- a/02 CS Standards/CS-012 Purchasing & Reimbursement.docx
+++ b/02 CS Standards/CS-012 Purchasing & Reimbursement.docx
@@ -119,7 +119,7 @@
               <w:rPr>
                 <w:sz w:val="19"/>
               </w:rPr>
-              <w:t>C</w:t>
+              <w:t>D</w:t>
             </w:r>
           </w:p>
         </w:tc>
@@ -177,7 +177,7 @@
               <w:rPr>
                 <w:sz w:val="19"/>
               </w:rPr>
-              <w:t>2026-08-03</w:t>
+              <w:t>2026-08-28</w:t>
             </w:r>
           </w:p>
         </w:tc>
@@ -636,6 +636,60 @@
           </w:p>
         </w:tc>
       </w:tr>
+      <w:tr>
+        <w:tc>
+          <w:tcPr>
+            <w:tcW w:type="dxa" w:w="2412"/>
+          </w:tcPr>
+          <w:p>
+            <w:r>
+              <w:rPr>
+                <w:sz w:val="19"/>
+              </w:rPr>
+              <w:t>D</w:t>
+            </w:r>
+          </w:p>
+        </w:tc>
+        <w:tc>
+          <w:tcPr>
+            <w:tcW w:type="dxa" w:w="2412"/>
+          </w:tcPr>
+          <w:p>
+            <w:r>
+              <w:rPr>
+                <w:sz w:val="19"/>
+              </w:rPr>
+              <w:t>2026-08-28</w:t>
+            </w:r>
+          </w:p>
+        </w:tc>
+        <w:tc>
+          <w:tcPr>
+            <w:tcW w:type="dxa" w:w="2412"/>
+          </w:tcPr>
+          <w:p>
+            <w:r>
+              <w:rPr>
+                <w:sz w:val="19"/>
+              </w:rPr>
+              <w:t>Claude</w:t>
+            </w:r>
+          </w:p>
+        </w:tc>
+        <w:tc>
+          <w:tcPr>
+            <w:tcW w:type="dxa" w:w="2412"/>
+          </w:tcPr>
+          <w:p>
+            <w:r>
+              <w:rPr>
+                <w:sz w:val="19"/>
+              </w:rPr>
+              <w:t>Engineering pass (CS-000 Rev C conventions). §7.2's single-sentence reimbursement rule became five checkable steps, which is the form a purchaser at midnight actually follows. No rule changed.</w:t>
+            </w:r>
+          </w:p>
+        </w:tc>
+      </w:tr>
     </w:tbl>
     <w:p/>
     <w:p>
@@ -770,7 +824,7 @@
               <w:rPr>
                 <w:sz w:val="19"/>
               </w:rPr>
-              <w:t>Slack — re-verify tiers/names each fall</w:t>
+              <w:t>Slack; re-verify tiers/names each fall</w:t>
             </w:r>
           </w:p>
         </w:tc>
@@ -882,7 +936,7 @@
     </w:p>
     <w:p>
       <w:r>
-        <w:t>None — process standard.</w:t>
+        <w:t>None; process standard.</w:t>
       </w:r>
     </w:p>
     <w:p>
@@ -903,7 +957,7 @@
         <w:pStyle w:val="Heading2"/>
       </w:pPr>
       <w:r>
-        <w:t>7. Procedure (outline — names/tiers as of 2025-26; re-verify each season)</w:t>
+        <w:t>7. Procedure (names/tiers as of 2025-26; re-verify each season)</w:t>
       </w:r>
     </w:p>
     <w:p>
@@ -941,13 +995,40 @@
         <w:pStyle w:val="ListNumber"/>
       </w:pPr>
       <w:r>
+        <w:t xml:space="preserve">Photograph the </w:t>
+      </w:r>
+      <w:r>
         <w:rPr>
           <w:b/>
         </w:rPr>
-        <w:t>Reimbursement:</w:t>
+        <w:t>itemized receipt</w:t>
       </w:r>
       <w:r>
-        <w:t xml:space="preserve"> photo of the itemized receipt (card statement alone is NOT enough) + card statement (redact other lines, keep name/address/last-4/purchase/date); submit the pinned form within </w:t>
+        <w:t>. A card statement alone is not enough.</w:t>
+      </w:r>
+    </w:p>
+    <w:p>
+      <w:pPr>
+        <w:pStyle w:val="ListNumber"/>
+      </w:pPr>
+      <w:r>
+        <w:t>Add the card statement: redact other lines, keep name, address, last-4, the purchase and the date.</w:t>
+      </w:r>
+    </w:p>
+    <w:p>
+      <w:pPr>
+        <w:pStyle w:val="ListNumber"/>
+      </w:pPr>
+      <w:r>
+        <w:t>Amazon orders: the order must show Shipped or Delivered before submitting.</w:t>
+      </w:r>
+    </w:p>
+    <w:p>
+      <w:pPr>
+        <w:pStyle w:val="ListNumber"/>
+      </w:pPr>
+      <w:r>
+        <w:t xml:space="preserve">Submit the pinned form within </w:t>
       </w:r>
       <w:r>
         <w:rPr>
@@ -956,7 +1037,15 @@
         <w:t>1 month</w:t>
       </w:r>
       <w:r>
-        <w:t xml:space="preserve">; no Venmo/Zelle/cash/gift cards; Amazon must show Shipped/Delivered; categorize under the subteam </w:t>
+        <w:t xml:space="preserve"> of purchase. No Venmo, Zelle, cash or gift cards.</w:t>
+      </w:r>
+    </w:p>
+    <w:p>
+      <w:pPr>
+        <w:pStyle w:val="ListNumber"/>
+      </w:pPr>
+      <w:r>
+        <w:t xml:space="preserve">Categorize under the subteam </w:t>
       </w:r>
       <w:r>
         <w:rPr>
@@ -965,7 +1054,7 @@
         <w:t>using</w:t>
       </w:r>
       <w:r>
-        <w:t xml:space="preserve"> the material (R1).</w:t>
+        <w:t xml:space="preserve"> the material, not the one buying it (R1).</w:t>
       </w:r>
     </w:p>
     <w:p>
@@ -1057,7 +1146,7 @@
         <w:pStyle w:val="ListNumber"/>
       </w:pPr>
       <w:r>
-        <w:t>All reimbursements submitted by the finance deadline (SN5: July 4 hard cutoff; unpaid-form escalation window to July 14 — dates change yearly, check #purchasing).</w:t>
+        <w:t>All reimbursements submitted by the finance deadline (SN5: July 4 hard cutoff; unpaid-form escalation window to July 14; dates change yearly, check #purchasing).</w:t>
       </w:r>
     </w:p>
     <w:p>

--- a/02 CS Standards/CS-012 Purchasing & Reimbursement.docx
+++ b/02 CS Standards/CS-012 Purchasing & Reimbursement.docx
@@ -119,7 +119,7 @@
               <w:rPr>
                 <w:sz w:val="19"/>
               </w:rPr>
-              <w:t>D</w:t>
+              <w:t>E</w:t>
             </w:r>
           </w:p>
         </w:tc>
@@ -177,7 +177,7 @@
               <w:rPr>
                 <w:sz w:val="19"/>
               </w:rPr>
-              <w:t>2026-08-28</w:t>
+              <w:t>2026-08-29</w:t>
             </w:r>
           </w:p>
         </w:tc>
@@ -686,6 +686,60 @@
                 <w:sz w:val="19"/>
               </w:rPr>
               <w:t>Engineering pass (CS-000 Rev C conventions). §7.2's single-sentence reimbursement rule became five checkable steps, which is the form a purchaser at midnight actually follows. No rule changed.</w:t>
+            </w:r>
+          </w:p>
+        </w:tc>
+      </w:tr>
+      <w:tr>
+        <w:tc>
+          <w:tcPr>
+            <w:tcW w:type="dxa" w:w="2412"/>
+          </w:tcPr>
+          <w:p>
+            <w:r>
+              <w:rPr>
+                <w:sz w:val="19"/>
+              </w:rPr>
+              <w:t>E</w:t>
+            </w:r>
+          </w:p>
+        </w:tc>
+        <w:tc>
+          <w:tcPr>
+            <w:tcW w:type="dxa" w:w="2412"/>
+          </w:tcPr>
+          <w:p>
+            <w:r>
+              <w:rPr>
+                <w:sz w:val="19"/>
+              </w:rPr>
+              <w:t>2026-08-29</w:t>
+            </w:r>
+          </w:p>
+        </w:tc>
+        <w:tc>
+          <w:tcPr>
+            <w:tcW w:type="dxa" w:w="2412"/>
+          </w:tcPr>
+          <w:p>
+            <w:r>
+              <w:rPr>
+                <w:sz w:val="19"/>
+              </w:rPr>
+              <w:t>Claude</w:t>
+            </w:r>
+          </w:p>
+        </w:tc>
+        <w:tc>
+          <w:tcPr>
+            <w:tcW w:type="dxa" w:w="2412"/>
+          </w:tcPr>
+          <w:p>
+            <w:r>
+              <w:rPr>
+                <w:sz w:val="19"/>
+              </w:rPr>
+              <w:t>Removed §7.8's "Why not more" paragraph at Simon Starbuck's request: the standard no longer rules printer types in or out, it just states the request and its justification.</w:t>
             </w:r>
           </w:p>
         </w:tc>
@@ -1305,26 +1359,6 @@
         <w:rPr>
           <w:b/>
         </w:rPr>
-        <w:t>Why not more.</w:t>
-      </w:r>
-      <w:r>
-        <w:t xml:space="preserve"> Thermal-transfer-on-polyester (Zebra ZD421t class, ~$681) has more chemical margin than we need. There is no oven and no post-cure, so maximum service temperature is shop ambient, and laminated TZe tape is rated −80 °C to +150 °C and tested against solvent abrasion. Direct-thermal printers (Rollo and similar) are </w:t>
-      </w:r>
-      <w:r>
-        <w:rPr>
-          <w:b/>
-        </w:rPr>
-        <w:t>disqualified</w:t>
-      </w:r>
-      <w:r>
-        <w:t>, not merely rejected: direct thermal is dissolved and smeared by IPA, so those labels would be blank within months in this shop.</w:t>
-      </w:r>
-    </w:p>
-    <w:p>
-      <w:r>
-        <w:rPr>
-          <w:b/>
-        </w:rPr>
         <w:t>Model choice.</w:t>
       </w:r>
       <w:r>

--- a/02 CS Standards/CS-012 Purchasing & Reimbursement.docx
+++ b/02 CS Standards/CS-012 Purchasing & Reimbursement.docx
@@ -119,7 +119,7 @@
               <w:rPr>
                 <w:sz w:val="19"/>
               </w:rPr>
-              <w:t>E</w:t>
+              <w:t>F</w:t>
             </w:r>
           </w:p>
         </w:tc>
@@ -744,6 +744,60 @@
           </w:p>
         </w:tc>
       </w:tr>
+      <w:tr>
+        <w:tc>
+          <w:tcPr>
+            <w:tcW w:type="dxa" w:w="2412"/>
+          </w:tcPr>
+          <w:p>
+            <w:r>
+              <w:rPr>
+                <w:sz w:val="19"/>
+              </w:rPr>
+              <w:t>F</w:t>
+            </w:r>
+          </w:p>
+        </w:tc>
+        <w:tc>
+          <w:tcPr>
+            <w:tcW w:type="dxa" w:w="2412"/>
+          </w:tcPr>
+          <w:p>
+            <w:r>
+              <w:rPr>
+                <w:sz w:val="19"/>
+              </w:rPr>
+              <w:t>2026-08-29</w:t>
+            </w:r>
+          </w:p>
+        </w:tc>
+        <w:tc>
+          <w:tcPr>
+            <w:tcW w:type="dxa" w:w="2412"/>
+          </w:tcPr>
+          <w:p>
+            <w:r>
+              <w:rPr>
+                <w:sz w:val="19"/>
+              </w:rPr>
+              <w:t>Claude</w:t>
+            </w:r>
+          </w:p>
+        </w:tc>
+        <w:tc>
+          <w:tcPr>
+            <w:tcW w:type="dxa" w:w="2412"/>
+          </w:tcPr>
+          <w:p>
+            <w:r>
+              <w:rPr>
+                <w:sz w:val="19"/>
+              </w:rPr>
+              <w:t>Removed §7.8's "Model choice" paragraph too, same request: the item line already names the model, and the standard keeps no argument against alternatives.</w:t>
+            </w:r>
+          </w:p>
+        </w:tc>
+      </w:tr>
     </w:tbl>
     <w:p/>
     <w:p>
@@ -1355,17 +1409,6 @@
       </w:r>
     </w:p>
     <w:p>
-      <w:r>
-        <w:rPr>
-          <w:b/>
-        </w:rPr>
-        <w:t>Model choice.</w:t>
-      </w:r>
-      <w:r>
-        <w:t xml:space="preserve"> The PT-D610BT over the app-only PT-P710BT because it has an on-device keyboard and runs on AC. In a shop whose roster turns over every May, a printer that only works from one specific person's paired phone stops working the summer that person graduates. Both take identical tape, so it is reversible.</w:t>
-      </w:r>
-    </w:p>
-    <w:p>
       <w:pPr>
         <w:pStyle w:val="Heading2"/>
       </w:pPr>
